--- a/iCD121_PRF_Week06_Methods_Assignment.docx
+++ b/iCD121_PRF_Week06_Methods_Assignment.docx
@@ -115,15 +115,15 @@
               </wp:anchor>
             </w:drawing>
           </mc:Choice>
-          <mc:Fallback xmlns:a="http://schemas.openxmlformats.org/drawingml/2006/main">
+          <mc:Fallback>
             <w:pict>
-              <v:group id="Group 13268" style="width:597.013pt;height:840.75pt;position:absolute;mso-position-horizontal-relative:page;mso-position-horizontal:absolute;margin-left:-1.69344pt;mso-position-vertical-relative:page;margin-top:6.10352e-05pt;" coordsize="75820,106775">
-                <v:rect id="Rectangle 7" style="position:absolute;width:1995;height:2610;left:0;top:310;" filled="f" stroked="f">
+              <v:group w14:anchorId="49C5567A" id="Group 13268" o:spid="_x0000_s1026" style="position:absolute;left:0;text-align:left;margin-left:-1.7pt;margin-top:0;width:597pt;height:840.75pt;z-index:251658240;mso-position-horizontal-relative:page;mso-position-vertical-relative:page" coordsize="75820,106775" o:gfxdata="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">
+                <v:rect id="Rectangle 7" o:spid="_x0000_s1027" style="position:absolute;top:310;width:1995;height:2611;visibility:visible;mso-wrap-style:square;v-text-anchor:top" o:gfxdata="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" filled="f" stroked="f">
                   <v:textbox inset="0,0,0,0">
                     <w:txbxContent>
                       <w:p>
                         <w:pPr>
-                          <w:spacing w:before="0" w:after="160" w:line="259" w:lineRule="auto"/>
+                          <w:spacing w:after="160"/>
                           <w:ind w:left="0" w:firstLine="0"/>
                           <w:jc w:val="left"/>
                         </w:pPr>
@@ -143,22 +143,35 @@
                           <w:rPr>
                             <w:spacing w:val="10"/>
                           </w:rPr>
-                          <w:t xml:space="preserve"> </w:t>
-                        </w:r>
-                        <w:r>
-                          <w:rPr>
-                            <w:spacing w:val="10"/>
-                          </w:rPr>
-                          <w:t xml:space="preserve"> </w:t>
+                          <w:t xml:space="preserve">  </w:t>
                         </w:r>
                       </w:p>
                     </w:txbxContent>
                   </v:textbox>
                 </v:rect>
-                <v:shape id="Picture 17517" style="position:absolute;width:75438;height:106649;left:215;top:0;" filled="f">
-                  <v:imagedata r:id="rId13"/>
+                <v:shapetype id="_x0000_t75" coordsize="21600,21600" o:spt="75" o:preferrelative="t" path="m@4@5l@4@11@9@11@9@5xe" filled="f" stroked="f">
+                  <v:stroke joinstyle="miter"/>
+                  <v:formulas>
+                    <v:f eqn="if lineDrawn pixelLineWidth 0"/>
+                    <v:f eqn="sum @0 1 0"/>
+                    <v:f eqn="sum 0 0 @1"/>
+                    <v:f eqn="prod @2 1 2"/>
+                    <v:f eqn="prod @3 21600 pixelWidth"/>
+                    <v:f eqn="prod @3 21600 pixelHeight"/>
+                    <v:f eqn="sum @0 0 1"/>
+                    <v:f eqn="prod @6 1 2"/>
+                    <v:f eqn="prod @7 21600 pixelWidth"/>
+                    <v:f eqn="sum @8 21600 0"/>
+                    <v:f eqn="prod @7 21600 pixelHeight"/>
+                    <v:f eqn="sum @10 21600 0"/>
+                  </v:formulas>
+                  <v:path o:extrusionok="f" gradientshapeok="t" o:connecttype="rect"/>
+                  <o:lock v:ext="edit" aspectratio="t"/>
+                </v:shapetype>
+                <v:shape id="Picture 17517" o:spid="_x0000_s1028" type="#_x0000_t75" style="position:absolute;left:215;width:75438;height:106649;visibility:visible;mso-wrap-style:square" o:gfxdata="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">
+                  <v:imagedata r:id="rId8" o:title=""/>
                 </v:shape>
-                <w10:wrap type="topAndBottom"/>
+                <w10:wrap type="topAndBottom" anchorx="page" anchory="page"/>
               </v:group>
             </w:pict>
           </mc:Fallback>
@@ -200,13 +213,7 @@
       </w:r>
       <w:proofErr w:type="spellEnd"/>
       <w:r>
-        <w:t xml:space="preserve"> in the </w:t>
-      </w:r>
-      <w:r>
-        <w:t>main method to print “Hello JAVA…”.</w:t>
-      </w:r>
-      <w:r>
-        <w:t xml:space="preserve"> </w:t>
+        <w:t xml:space="preserve"> in the main method to print “Hello JAVA…”. </w:t>
       </w:r>
     </w:p>
     <w:p>
@@ -311,10 +318,7 @@
         <w:ind w:left="355"/>
       </w:pPr>
       <w:r>
-        <w:t xml:space="preserve">        </w:t>
-      </w:r>
-      <w:r>
-        <w:t xml:space="preserve">public static void </w:t>
+        <w:t xml:space="preserve">        public static void </w:t>
       </w:r>
       <w:proofErr w:type="gramStart"/>
       <w:r>
@@ -364,8 +368,6 @@
       </w:pPr>
       <w:r>
         <w:tab/>
-      </w:r>
-      <w:r>
         <w:t xml:space="preserve">        } </w:t>
       </w:r>
       <w:r>
@@ -723,24 +725,307 @@
       </w:r>
       <w:proofErr w:type="gramEnd"/>
       <w:r>
-        <w:t xml:space="preserve">  Cc  Dd </w:t>
-      </w:r>
-      <w:r>
-        <w:t>……</w:t>
-      </w:r>
-      <w:r>
-        <w:t xml:space="preserve"> </w:t>
-      </w:r>
-    </w:p>
-    <w:p>
-      <w:pPr>
-        <w:spacing w:after="65"/>
-        <w:ind w:left="1440" w:firstLine="0"/>
-        <w:jc w:val="left"/>
-      </w:pPr>
-      <w:r>
-        <w:t xml:space="preserve"> </w:t>
-      </w:r>
+        <w:t xml:space="preserve">  Cc  Dd …… </w:t>
+      </w:r>
+    </w:p>
+    <w:p>
+      <w:pPr>
+        <w:spacing w:after="67"/>
+        <w:ind w:left="1450"/>
+      </w:pPr>
+    </w:p>
+    <w:p>
+      <w:pPr>
+        <w:spacing w:after="67"/>
+        <w:ind w:left="1450"/>
+        <w:rPr>
+          <w:color w:val="FF0000"/>
+        </w:rPr>
+      </w:pPr>
+      <w:r>
+        <w:rPr>
+          <w:color w:val="FF0000"/>
+        </w:rPr>
+        <w:t>class Demo {</w:t>
+      </w:r>
+    </w:p>
+    <w:p>
+      <w:pPr>
+        <w:spacing w:after="67"/>
+        <w:ind w:left="1450"/>
+        <w:rPr>
+          <w:color w:val="FF0000"/>
+        </w:rPr>
+      </w:pPr>
+      <w:r>
+        <w:rPr>
+          <w:color w:val="FF0000"/>
+        </w:rPr>
+        <w:t xml:space="preserve">    public static void </w:t>
+      </w:r>
+      <w:proofErr w:type="spellStart"/>
+      <w:proofErr w:type="gramStart"/>
+      <w:r>
+        <w:rPr>
+          <w:color w:val="FF0000"/>
+        </w:rPr>
+        <w:t>printAlphabet</w:t>
+      </w:r>
+      <w:proofErr w:type="spellEnd"/>
+      <w:r>
+        <w:rPr>
+          <w:color w:val="FF0000"/>
+        </w:rPr>
+        <w:t>(</w:t>
+      </w:r>
+      <w:proofErr w:type="gramEnd"/>
+      <w:r>
+        <w:rPr>
+          <w:color w:val="FF0000"/>
+        </w:rPr>
+        <w:t>) {</w:t>
+      </w:r>
+    </w:p>
+    <w:p>
+      <w:pPr>
+        <w:spacing w:after="67"/>
+        <w:ind w:left="1450"/>
+        <w:rPr>
+          <w:color w:val="FF0000"/>
+        </w:rPr>
+      </w:pPr>
+      <w:r>
+        <w:rPr>
+          <w:color w:val="FF0000"/>
+        </w:rPr>
+        <w:t xml:space="preserve">        </w:t>
+      </w:r>
+      <w:proofErr w:type="gramStart"/>
+      <w:r>
+        <w:rPr>
+          <w:color w:val="FF0000"/>
+        </w:rPr>
+        <w:t>for(</w:t>
+      </w:r>
+      <w:proofErr w:type="gramEnd"/>
+      <w:r>
+        <w:rPr>
+          <w:color w:val="FF0000"/>
+        </w:rPr>
+        <w:t>char a = 'A'; a &lt;= 'Z'; a++) {</w:t>
+      </w:r>
+    </w:p>
+    <w:p>
+      <w:pPr>
+        <w:spacing w:after="67"/>
+        <w:ind w:left="1450"/>
+        <w:rPr>
+          <w:color w:val="FF0000"/>
+        </w:rPr>
+      </w:pPr>
+      <w:r>
+        <w:rPr>
+          <w:color w:val="FF0000"/>
+        </w:rPr>
+        <w:t xml:space="preserve">            </w:t>
+      </w:r>
+      <w:proofErr w:type="spellStart"/>
+      <w:r>
+        <w:rPr>
+          <w:color w:val="FF0000"/>
+        </w:rPr>
+        <w:t>System.out.println</w:t>
+      </w:r>
+      <w:proofErr w:type="spellEnd"/>
+      <w:r>
+        <w:rPr>
+          <w:color w:val="FF0000"/>
+        </w:rPr>
+        <w:t xml:space="preserve">(a +" "+ </w:t>
+      </w:r>
+      <w:proofErr w:type="spellStart"/>
+      <w:r>
+        <w:rPr>
+          <w:color w:val="FF0000"/>
+        </w:rPr>
+        <w:t>Character.toLowerCase</w:t>
+      </w:r>
+      <w:proofErr w:type="spellEnd"/>
+      <w:r>
+        <w:rPr>
+          <w:color w:val="FF0000"/>
+        </w:rPr>
+        <w:t>(a)</w:t>
+      </w:r>
+      <w:proofErr w:type="gramStart"/>
+      <w:r>
+        <w:rPr>
+          <w:color w:val="FF0000"/>
+        </w:rPr>
+        <w:t>);</w:t>
+      </w:r>
+      <w:proofErr w:type="gramEnd"/>
+    </w:p>
+    <w:p>
+      <w:pPr>
+        <w:spacing w:after="67"/>
+        <w:ind w:left="1450"/>
+        <w:rPr>
+          <w:color w:val="FF0000"/>
+        </w:rPr>
+      </w:pPr>
+      <w:r>
+        <w:rPr>
+          <w:color w:val="FF0000"/>
+        </w:rPr>
+        <w:t xml:space="preserve">        }</w:t>
+      </w:r>
+    </w:p>
+    <w:p>
+      <w:pPr>
+        <w:spacing w:after="67"/>
+        <w:ind w:left="1450"/>
+        <w:rPr>
+          <w:color w:val="FF0000"/>
+        </w:rPr>
+      </w:pPr>
+      <w:r>
+        <w:rPr>
+          <w:color w:val="FF0000"/>
+        </w:rPr>
+        <w:t xml:space="preserve">    }</w:t>
+      </w:r>
+    </w:p>
+    <w:p>
+      <w:pPr>
+        <w:spacing w:after="67"/>
+        <w:ind w:left="1450"/>
+        <w:rPr>
+          <w:color w:val="FF0000"/>
+        </w:rPr>
+      </w:pPr>
+    </w:p>
+    <w:p>
+      <w:pPr>
+        <w:spacing w:after="67"/>
+        <w:ind w:left="1450"/>
+        <w:rPr>
+          <w:color w:val="FF0000"/>
+        </w:rPr>
+      </w:pPr>
+      <w:r>
+        <w:rPr>
+          <w:color w:val="FF0000"/>
+        </w:rPr>
+        <w:t xml:space="preserve">    public static void </w:t>
+      </w:r>
+      <w:proofErr w:type="gramStart"/>
+      <w:r>
+        <w:rPr>
+          <w:color w:val="FF0000"/>
+        </w:rPr>
+        <w:t>main(</w:t>
+      </w:r>
+      <w:proofErr w:type="gramEnd"/>
+      <w:r>
+        <w:rPr>
+          <w:color w:val="FF0000"/>
+        </w:rPr>
+        <w:t xml:space="preserve">String[] </w:t>
+      </w:r>
+      <w:proofErr w:type="spellStart"/>
+      <w:r>
+        <w:rPr>
+          <w:color w:val="FF0000"/>
+        </w:rPr>
+        <w:t>args</w:t>
+      </w:r>
+      <w:proofErr w:type="spellEnd"/>
+      <w:r>
+        <w:rPr>
+          <w:color w:val="FF0000"/>
+        </w:rPr>
+        <w:t>) {</w:t>
+      </w:r>
+    </w:p>
+    <w:p>
+      <w:pPr>
+        <w:spacing w:after="67"/>
+        <w:ind w:left="1450"/>
+        <w:rPr>
+          <w:color w:val="FF0000"/>
+        </w:rPr>
+      </w:pPr>
+      <w:r>
+        <w:rPr>
+          <w:color w:val="FF0000"/>
+        </w:rPr>
+        <w:t xml:space="preserve">        </w:t>
+      </w:r>
+      <w:proofErr w:type="spellStart"/>
+      <w:proofErr w:type="gramStart"/>
+      <w:r>
+        <w:rPr>
+          <w:color w:val="FF0000"/>
+        </w:rPr>
+        <w:t>printAlphabet</w:t>
+      </w:r>
+      <w:proofErr w:type="spellEnd"/>
+      <w:r>
+        <w:rPr>
+          <w:color w:val="FF0000"/>
+        </w:rPr>
+        <w:t>(</w:t>
+      </w:r>
+      <w:proofErr w:type="gramEnd"/>
+      <w:r>
+        <w:rPr>
+          <w:color w:val="FF0000"/>
+        </w:rPr>
+        <w:t>);</w:t>
+      </w:r>
+    </w:p>
+    <w:p>
+      <w:pPr>
+        <w:spacing w:after="67"/>
+        <w:ind w:left="1450"/>
+        <w:rPr>
+          <w:color w:val="FF0000"/>
+        </w:rPr>
+      </w:pPr>
+      <w:r>
+        <w:rPr>
+          <w:color w:val="FF0000"/>
+        </w:rPr>
+        <w:t xml:space="preserve">    }</w:t>
+      </w:r>
+    </w:p>
+    <w:p>
+      <w:pPr>
+        <w:spacing w:after="67"/>
+        <w:ind w:left="1450"/>
+        <w:rPr>
+          <w:color w:val="FF0000"/>
+        </w:rPr>
+      </w:pPr>
+      <w:r>
+        <w:rPr>
+          <w:color w:val="FF0000"/>
+        </w:rPr>
+        <w:t>}</w:t>
+      </w:r>
+    </w:p>
+    <w:p>
+      <w:pPr>
+        <w:spacing w:after="67"/>
+        <w:ind w:left="1450"/>
+      </w:pPr>
+    </w:p>
+    <w:p>
+      <w:pPr>
+        <w:spacing w:after="67"/>
+        <w:ind w:left="1450"/>
+      </w:pPr>
     </w:p>
     <w:p>
       <w:pPr>
@@ -757,6 +1042,381 @@
     </w:p>
     <w:p>
       <w:pPr>
+        <w:spacing w:after="67"/>
+        <w:ind w:left="0" w:firstLine="0"/>
+        <w:rPr>
+          <w:color w:val="FF0000"/>
+        </w:rPr>
+      </w:pPr>
+      <w:r>
+        <w:rPr>
+          <w:color w:val="FF0000"/>
+        </w:rPr>
+        <w:t xml:space="preserve"> </w:t>
+      </w:r>
+      <w:r>
+        <w:rPr>
+          <w:color w:val="FF0000"/>
+        </w:rPr>
+        <w:t xml:space="preserve">import </w:t>
+      </w:r>
+      <w:proofErr w:type="spellStart"/>
+      <w:r>
+        <w:rPr>
+          <w:color w:val="FF0000"/>
+        </w:rPr>
+        <w:t>java.util</w:t>
+      </w:r>
+      <w:proofErr w:type="spellEnd"/>
+      <w:r>
+        <w:rPr>
+          <w:color w:val="FF0000"/>
+        </w:rPr>
+        <w:t>.</w:t>
+      </w:r>
+      <w:proofErr w:type="gramStart"/>
+      <w:r>
+        <w:rPr>
+          <w:color w:val="FF0000"/>
+        </w:rPr>
+        <w:t>*;</w:t>
+      </w:r>
+      <w:proofErr w:type="gramEnd"/>
+    </w:p>
+    <w:p>
+      <w:pPr>
+        <w:spacing w:after="67"/>
+        <w:ind w:left="0" w:firstLine="0"/>
+        <w:rPr>
+          <w:color w:val="FF0000"/>
+        </w:rPr>
+      </w:pPr>
+      <w:r>
+        <w:rPr>
+          <w:color w:val="FF0000"/>
+        </w:rPr>
+        <w:t xml:space="preserve">class </w:t>
+      </w:r>
+      <w:proofErr w:type="gramStart"/>
+      <w:r>
+        <w:rPr>
+          <w:color w:val="FF0000"/>
+        </w:rPr>
+        <w:t>Demo{</w:t>
+      </w:r>
+      <w:proofErr w:type="gramEnd"/>
+    </w:p>
+    <w:p>
+      <w:pPr>
+        <w:spacing w:after="67"/>
+        <w:ind w:left="0" w:firstLine="0"/>
+        <w:rPr>
+          <w:color w:val="FF0000"/>
+        </w:rPr>
+      </w:pPr>
+      <w:r>
+        <w:rPr>
+          <w:color w:val="FF0000"/>
+        </w:rPr>
+        <w:tab/>
+        <w:t xml:space="preserve">public static void </w:t>
+      </w:r>
+      <w:proofErr w:type="spellStart"/>
+      <w:proofErr w:type="gramStart"/>
+      <w:r>
+        <w:rPr>
+          <w:color w:val="FF0000"/>
+        </w:rPr>
+        <w:t>getString</w:t>
+      </w:r>
+      <w:proofErr w:type="spellEnd"/>
+      <w:r>
+        <w:rPr>
+          <w:color w:val="FF0000"/>
+        </w:rPr>
+        <w:t>(</w:t>
+      </w:r>
+      <w:proofErr w:type="gramEnd"/>
+      <w:r>
+        <w:rPr>
+          <w:color w:val="FF0000"/>
+        </w:rPr>
+        <w:t>){</w:t>
+      </w:r>
+    </w:p>
+    <w:p>
+      <w:pPr>
+        <w:spacing w:after="67"/>
+        <w:ind w:left="0" w:firstLine="0"/>
+        <w:rPr>
+          <w:color w:val="FF0000"/>
+        </w:rPr>
+      </w:pPr>
+      <w:r>
+        <w:rPr>
+          <w:color w:val="FF0000"/>
+        </w:rPr>
+        <w:tab/>
+      </w:r>
+      <w:r>
+        <w:rPr>
+          <w:color w:val="FF0000"/>
+        </w:rPr>
+        <w:tab/>
+        <w:t xml:space="preserve">Scanner input=new </w:t>
+      </w:r>
+      <w:proofErr w:type="gramStart"/>
+      <w:r>
+        <w:rPr>
+          <w:color w:val="FF0000"/>
+        </w:rPr>
+        <w:t>Scanner(</w:t>
+      </w:r>
+      <w:proofErr w:type="gramEnd"/>
+      <w:r>
+        <w:rPr>
+          <w:color w:val="FF0000"/>
+        </w:rPr>
+        <w:t>System.in);</w:t>
+      </w:r>
+    </w:p>
+    <w:p>
+      <w:pPr>
+        <w:spacing w:after="67"/>
+        <w:ind w:left="0" w:firstLine="0"/>
+        <w:rPr>
+          <w:color w:val="FF0000"/>
+        </w:rPr>
+      </w:pPr>
+      <w:r>
+        <w:rPr>
+          <w:color w:val="FF0000"/>
+        </w:rPr>
+        <w:tab/>
+      </w:r>
+      <w:r>
+        <w:rPr>
+          <w:color w:val="FF0000"/>
+        </w:rPr>
+        <w:tab/>
+      </w:r>
+      <w:proofErr w:type="spellStart"/>
+      <w:r>
+        <w:rPr>
+          <w:color w:val="FF0000"/>
+        </w:rPr>
+        <w:t>System.out.print</w:t>
+      </w:r>
+      <w:proofErr w:type="spellEnd"/>
+      <w:r>
+        <w:rPr>
+          <w:color w:val="FF0000"/>
+        </w:rPr>
+        <w:t>("Enter Your Name = "</w:t>
+      </w:r>
+      <w:proofErr w:type="gramStart"/>
+      <w:r>
+        <w:rPr>
+          <w:color w:val="FF0000"/>
+        </w:rPr>
+        <w:t>);</w:t>
+      </w:r>
+      <w:proofErr w:type="gramEnd"/>
+    </w:p>
+    <w:p>
+      <w:pPr>
+        <w:spacing w:after="67"/>
+        <w:ind w:left="0" w:firstLine="0"/>
+        <w:rPr>
+          <w:color w:val="FF0000"/>
+        </w:rPr>
+      </w:pPr>
+      <w:r>
+        <w:rPr>
+          <w:color w:val="FF0000"/>
+        </w:rPr>
+        <w:tab/>
+      </w:r>
+      <w:r>
+        <w:rPr>
+          <w:color w:val="FF0000"/>
+        </w:rPr>
+        <w:tab/>
+        <w:t xml:space="preserve">String </w:t>
+      </w:r>
+      <w:proofErr w:type="spellStart"/>
+      <w:r>
+        <w:rPr>
+          <w:color w:val="FF0000"/>
+        </w:rPr>
+        <w:t>nam</w:t>
+      </w:r>
+      <w:proofErr w:type="spellEnd"/>
+      <w:r>
+        <w:rPr>
+          <w:color w:val="FF0000"/>
+        </w:rPr>
+        <w:t xml:space="preserve"> = </w:t>
+      </w:r>
+      <w:proofErr w:type="spellStart"/>
+      <w:proofErr w:type="gramStart"/>
+      <w:r>
+        <w:rPr>
+          <w:color w:val="FF0000"/>
+        </w:rPr>
+        <w:t>input.next</w:t>
+      </w:r>
+      <w:proofErr w:type="spellEnd"/>
+      <w:proofErr w:type="gramEnd"/>
+      <w:r>
+        <w:rPr>
+          <w:color w:val="FF0000"/>
+        </w:rPr>
+        <w:t>();</w:t>
+      </w:r>
+    </w:p>
+    <w:p>
+      <w:pPr>
+        <w:spacing w:after="67"/>
+        <w:ind w:left="0" w:firstLine="0"/>
+        <w:rPr>
+          <w:color w:val="FF0000"/>
+        </w:rPr>
+      </w:pPr>
+      <w:r>
+        <w:rPr>
+          <w:color w:val="FF0000"/>
+        </w:rPr>
+        <w:tab/>
+        <w:t xml:space="preserve"> }</w:t>
+      </w:r>
+    </w:p>
+    <w:p>
+      <w:pPr>
+        <w:spacing w:after="67"/>
+        <w:ind w:left="0" w:firstLine="0"/>
+        <w:rPr>
+          <w:color w:val="FF0000"/>
+        </w:rPr>
+      </w:pPr>
+      <w:r>
+        <w:rPr>
+          <w:color w:val="FF0000"/>
+        </w:rPr>
+        <w:tab/>
+        <w:t xml:space="preserve">public static void </w:t>
+      </w:r>
+      <w:proofErr w:type="gramStart"/>
+      <w:r>
+        <w:rPr>
+          <w:color w:val="FF0000"/>
+        </w:rPr>
+        <w:t>main(</w:t>
+      </w:r>
+      <w:proofErr w:type="gramEnd"/>
+      <w:r>
+        <w:rPr>
+          <w:color w:val="FF0000"/>
+        </w:rPr>
+        <w:t>String []</w:t>
+      </w:r>
+      <w:proofErr w:type="spellStart"/>
+      <w:r>
+        <w:rPr>
+          <w:color w:val="FF0000"/>
+        </w:rPr>
+        <w:t>args</w:t>
+      </w:r>
+      <w:proofErr w:type="spellEnd"/>
+      <w:r>
+        <w:rPr>
+          <w:color w:val="FF0000"/>
+        </w:rPr>
+        <w:t>){</w:t>
+      </w:r>
+    </w:p>
+    <w:p>
+      <w:pPr>
+        <w:spacing w:after="67"/>
+        <w:ind w:left="0" w:firstLine="0"/>
+        <w:rPr>
+          <w:color w:val="FF0000"/>
+        </w:rPr>
+      </w:pPr>
+      <w:r>
+        <w:rPr>
+          <w:color w:val="FF0000"/>
+        </w:rPr>
+        <w:tab/>
+      </w:r>
+      <w:r>
+        <w:rPr>
+          <w:color w:val="FF0000"/>
+        </w:rPr>
+        <w:tab/>
+      </w:r>
+      <w:r>
+        <w:rPr>
+          <w:color w:val="FF0000"/>
+        </w:rPr>
+        <w:tab/>
+      </w:r>
+      <w:proofErr w:type="spellStart"/>
+      <w:proofErr w:type="gramStart"/>
+      <w:r>
+        <w:rPr>
+          <w:color w:val="FF0000"/>
+        </w:rPr>
+        <w:t>getString</w:t>
+      </w:r>
+      <w:proofErr w:type="spellEnd"/>
+      <w:r>
+        <w:rPr>
+          <w:color w:val="FF0000"/>
+        </w:rPr>
+        <w:t>(</w:t>
+      </w:r>
+      <w:proofErr w:type="gramEnd"/>
+      <w:r>
+        <w:rPr>
+          <w:color w:val="FF0000"/>
+        </w:rPr>
+        <w:t>);</w:t>
+      </w:r>
+    </w:p>
+    <w:p>
+      <w:pPr>
+        <w:spacing w:after="67"/>
+        <w:ind w:left="0" w:firstLine="0"/>
+        <w:rPr>
+          <w:color w:val="FF0000"/>
+        </w:rPr>
+      </w:pPr>
+      <w:r>
+        <w:rPr>
+          <w:color w:val="FF0000"/>
+        </w:rPr>
+        <w:tab/>
+        <w:t>}</w:t>
+      </w:r>
+    </w:p>
+    <w:p>
+      <w:pPr>
+        <w:spacing w:after="67"/>
+        <w:ind w:left="0" w:firstLine="0"/>
+        <w:rPr>
+          <w:color w:val="FF0000"/>
+        </w:rPr>
+      </w:pPr>
+      <w:r>
+        <w:rPr>
+          <w:color w:val="FF0000"/>
+        </w:rPr>
+        <w:t>}</w:t>
+      </w:r>
+    </w:p>
+    <w:p>
+      <w:pPr>
         <w:spacing w:after="65"/>
         <w:ind w:left="1440" w:firstLine="0"/>
         <w:jc w:val="left"/>
@@ -805,13 +1465,7 @@
         <w:ind w:left="355"/>
       </w:pPr>
       <w:r>
-        <w:t xml:space="preserve">Input number 1   </w:t>
-      </w:r>
-      <w:r>
-        <w:t>–</w:t>
-      </w:r>
-      <w:r>
-        <w:t xml:space="preserve"> 20 </w:t>
+        <w:t xml:space="preserve">Input number 1   – 20 </w:t>
       </w:r>
     </w:p>
     <w:p>
@@ -823,10 +1477,7 @@
       </w:r>
       <w:proofErr w:type="gramStart"/>
       <w:r>
-        <w:t xml:space="preserve">2  </w:t>
-      </w:r>
-      <w:r>
-        <w:t>–</w:t>
+        <w:t>2  –</w:t>
       </w:r>
       <w:proofErr w:type="gramEnd"/>
       <w:r>
@@ -894,7 +1545,6 @@
         <w:jc w:val="left"/>
       </w:pPr>
       <w:r>
-        <w:lastRenderedPageBreak/>
         <w:t xml:space="preserve"> </w:t>
       </w:r>
     </w:p>
@@ -1130,23 +1780,49 @@
       </w:r>
       <w:proofErr w:type="spellEnd"/>
       <w:r>
-        <w:t xml:space="preserve">("Input </w:t>
+        <w:t xml:space="preserve">("Input secound </w:t>
+      </w:r>
+      <w:proofErr w:type="gramStart"/>
+      <w:r>
+        <w:t>name :</w:t>
+      </w:r>
+      <w:proofErr w:type="gramEnd"/>
+      <w:r>
+        <w:t xml:space="preserve"> ");  </w:t>
+      </w:r>
+    </w:p>
+    <w:p>
+      <w:pPr>
+        <w:ind w:left="730"/>
+      </w:pPr>
+      <w:r>
+        <w:lastRenderedPageBreak/>
+        <w:t xml:space="preserve">        </w:t>
+      </w:r>
+      <w:r>
+        <w:rPr>
+          <w:sz w:val="18"/>
+        </w:rPr>
+        <w:t xml:space="preserve">        </w:t>
+      </w:r>
+      <w:r>
+        <w:t>String name2=</w:t>
       </w:r>
       <w:proofErr w:type="spellStart"/>
       <w:r>
-        <w:t>secound</w:t>
+        <w:t>input.nextLine</w:t>
       </w:r>
       <w:proofErr w:type="spellEnd"/>
       <w:r>
-        <w:t xml:space="preserve"> </w:t>
-      </w:r>
-      <w:proofErr w:type="gramStart"/>
-      <w:r>
-        <w:t>name :</w:t>
-      </w:r>
-      <w:proofErr w:type="gramEnd"/>
-      <w:r>
-        <w:t xml:space="preserve"> ");  </w:t>
+        <w:t>(</w:t>
+      </w:r>
+      <w:proofErr w:type="gramStart"/>
+      <w:r>
+        <w:t>);</w:t>
+      </w:r>
+      <w:proofErr w:type="gramEnd"/>
+      <w:r>
+        <w:t xml:space="preserve">  </w:t>
       </w:r>
     </w:p>
     <w:p>
@@ -1162,16 +1838,13 @@
         </w:rPr>
         <w:t xml:space="preserve">        </w:t>
       </w:r>
-      <w:r>
-        <w:t>String name2=</w:t>
-      </w:r>
       <w:proofErr w:type="spellStart"/>
       <w:r>
-        <w:t>input.nextLine</w:t>
+        <w:t>System.out.println</w:t>
       </w:r>
       <w:proofErr w:type="spellEnd"/>
       <w:r>
-        <w:t>(</w:t>
+        <w:t>(name1+" "+name2</w:t>
       </w:r>
       <w:proofErr w:type="gramStart"/>
       <w:r>
@@ -1179,7 +1852,7 @@
       </w:r>
       <w:proofErr w:type="gramEnd"/>
       <w:r>
-        <w:t xml:space="preserve">  </w:t>
+        <w:t xml:space="preserve"> </w:t>
       </w:r>
     </w:p>
     <w:p>
@@ -1187,36 +1860,6 @@
         <w:ind w:left="730"/>
       </w:pPr>
       <w:r>
-        <w:t xml:space="preserve">        </w:t>
-      </w:r>
-      <w:r>
-        <w:rPr>
-          <w:sz w:val="18"/>
-        </w:rPr>
-        <w:t xml:space="preserve">        </w:t>
-      </w:r>
-      <w:proofErr w:type="spellStart"/>
-      <w:r>
-        <w:t>System.out.println</w:t>
-      </w:r>
-      <w:proofErr w:type="spellEnd"/>
-      <w:r>
-        <w:t>(name1+" "+name2</w:t>
-      </w:r>
-      <w:proofErr w:type="gramStart"/>
-      <w:r>
-        <w:t>);</w:t>
-      </w:r>
-      <w:proofErr w:type="gramEnd"/>
-      <w:r>
-        <w:t xml:space="preserve"> </w:t>
-      </w:r>
-    </w:p>
-    <w:p>
-      <w:pPr>
-        <w:ind w:left="730"/>
-      </w:pPr>
-      <w:r>
         <w:t xml:space="preserve">        } </w:t>
       </w:r>
     </w:p>
@@ -1238,10 +1881,7 @@
         <w:ind w:left="730" w:right="1782"/>
       </w:pPr>
       <w:r>
-        <w:t xml:space="preserve">        </w:t>
-      </w:r>
-      <w:r>
-        <w:t xml:space="preserve">public static void </w:t>
+        <w:t xml:space="preserve">        public static void </w:t>
       </w:r>
       <w:proofErr w:type="gramStart"/>
       <w:r>
@@ -1515,15 +2155,7 @@
       </w:r>
       <w:proofErr w:type="spellEnd"/>
       <w:r>
-        <w:t xml:space="preserve">("Input </w:t>
-      </w:r>
-      <w:proofErr w:type="spellStart"/>
-      <w:r>
-        <w:t>secound</w:t>
-      </w:r>
-      <w:proofErr w:type="spellEnd"/>
-      <w:r>
-        <w:t xml:space="preserve"> </w:t>
+        <w:t xml:space="preserve">("Input secound </w:t>
       </w:r>
       <w:proofErr w:type="gramStart"/>
       <w:r>
@@ -1605,7 +2237,6 @@
         <w:ind w:left="730"/>
       </w:pPr>
       <w:r>
-        <w:lastRenderedPageBreak/>
         <w:t xml:space="preserve">} </w:t>
       </w:r>
     </w:p>
@@ -1628,10 +2259,7 @@
         <w:ind w:left="533" w:right="1" w:hanging="360"/>
       </w:pPr>
       <w:r>
-        <w:t xml:space="preserve">What are the different methods </w:t>
-      </w:r>
-      <w:r>
-        <w:t xml:space="preserve">invoking between Program 1 and Program 2? </w:t>
+        <w:t xml:space="preserve">What are the different methods invoking between Program 1 and Program 2? </w:t>
       </w:r>
     </w:p>
     <w:p>
@@ -1787,6 +2415,7 @@
         <w:rPr>
           <w:sz w:val="6"/>
         </w:rPr>
+        <w:lastRenderedPageBreak/>
         <w:t xml:space="preserve"> </w:t>
       </w:r>
     </w:p>
@@ -1802,8 +2431,6 @@
       </w:pPr>
       <w:r>
         <w:tab/>
-      </w:r>
-      <w:r>
         <w:t xml:space="preserve"> F = </w:t>
       </w:r>
       <w:r>
@@ -1870,7 +2497,7 @@
                     <pic:cNvPicPr/>
                   </pic:nvPicPr>
                   <pic:blipFill>
-                    <a:blip r:embed="rId14"/>
+                    <a:blip r:embed="rId9"/>
                     <a:stretch>
                       <a:fillRect/>
                     </a:stretch>
@@ -1955,8 +2582,6 @@
       </w:pPr>
       <w:r>
         <w:tab/>
-      </w:r>
-      <w:r>
         <w:t xml:space="preserve">  x^2 + (</w:t>
       </w:r>
       <w:proofErr w:type="spellStart"/>
@@ -1997,11 +2622,6 @@
           <w:sz w:val="20"/>
         </w:rPr>
         <w:tab/>
-      </w:r>
-      <w:r>
-        <w:rPr>
-          <w:sz w:val="20"/>
-        </w:rPr>
         <w:t xml:space="preserve"> </w:t>
       </w:r>
       <w:r>
@@ -2022,10 +2642,7 @@
         <w:ind w:hanging="420"/>
       </w:pPr>
       <w:r>
-        <w:t xml:space="preserve">Create a class “Calculator” which contains the following method that takes two </w:t>
-      </w:r>
-      <w:r>
-        <w:t xml:space="preserve">integers as parameters. </w:t>
+        <w:t xml:space="preserve">Create a class “Calculator” which contains the following method that takes two integers as parameters. </w:t>
       </w:r>
     </w:p>
     <w:p>
@@ -2091,8 +2708,6 @@
       </w:r>
       <w:r>
         <w:tab/>
-      </w:r>
-      <w:r>
         <w:t xml:space="preserve">III. </w:t>
       </w:r>
       <w:proofErr w:type="gramStart"/>
@@ -2123,8 +2738,6 @@
       </w:pPr>
       <w:r>
         <w:tab/>
-      </w:r>
-      <w:r>
         <w:t xml:space="preserve">IV. </w:t>
       </w:r>
       <w:proofErr w:type="gramStart"/>
@@ -2264,7 +2877,6 @@
         <w:ind w:left="641"/>
       </w:pPr>
       <w:r>
-        <w:lastRenderedPageBreak/>
         <w:t xml:space="preserve">5 ^ 2 = 25 </w:t>
       </w:r>
     </w:p>
@@ -2362,7 +2974,7 @@
                     <pic:cNvPicPr/>
                   </pic:nvPicPr>
                   <pic:blipFill>
-                    <a:blip r:embed="rId15"/>
+                    <a:blip r:embed="rId10"/>
                     <a:stretch>
                       <a:fillRect/>
                     </a:stretch>
@@ -2455,6 +3067,7 @@
         <w:ind w:left="1450"/>
       </w:pPr>
       <w:r>
+        <w:lastRenderedPageBreak/>
         <w:t xml:space="preserve">The upper bound of the range: 100 </w:t>
       </w:r>
     </w:p>
@@ -2480,13 +3093,7 @@
         <w:ind w:left="1450"/>
       </w:pPr>
       <w:r>
-        <w:t xml:space="preserve">Multiples of 3 between 10 and 100 </w:t>
-      </w:r>
-      <w:r>
-        <w:t>–</w:t>
-      </w:r>
-      <w:r>
-        <w:t xml:space="preserve"> 30 </w:t>
+        <w:t xml:space="preserve">Multiples of 3 between 10 and 100 – 30 </w:t>
       </w:r>
     </w:p>
     <w:p>
@@ -2933,8 +3540,6 @@
       </w:r>
       <w:r>
         <w:tab/>
-      </w:r>
-      <w:r>
         <w:t xml:space="preserve">//Line 6 </w:t>
       </w:r>
     </w:p>
@@ -3057,7 +3662,6 @@
         <w:rPr>
           <w:sz w:val="18"/>
         </w:rPr>
-        <w:lastRenderedPageBreak/>
         <w:t xml:space="preserve">                </w:t>
       </w:r>
       <w:proofErr w:type="spellStart"/>
@@ -3192,7 +3796,7 @@
                           <pic:cNvPicPr/>
                         </pic:nvPicPr>
                         <pic:blipFill>
-                          <a:blip r:embed="rId16"/>
+                          <a:blip r:embed="rId11"/>
                           <a:stretch>
                             <a:fillRect/>
                           </a:stretch>
@@ -3246,15 +3850,15 @@
               </wp:inline>
             </w:drawing>
           </mc:Choice>
-          <mc:Fallback xmlns:a="http://schemas.openxmlformats.org/drawingml/2006/main">
+          <mc:Fallback>
             <w:pict>
-              <v:group id="Group 13775" style="width:25.139pt;height:31.021pt;mso-position-horizontal-relative:char;mso-position-vertical-relative:line" coordsize="3192,3939">
-                <v:rect id="Rectangle 613" style="position:absolute;width:861;height:2610;left:505;top:780;" filled="f" stroked="f">
+              <v:group w14:anchorId="6165E613" id="Group 13775" o:spid="_x0000_s1029" style="width:25.15pt;height:31pt;mso-position-horizontal-relative:char;mso-position-vertical-relative:line" coordsize="319265,393967" o:gfxdata="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">
+                <v:rect id="Rectangle 613" o:spid="_x0000_s1030" style="position:absolute;left:50597;top:78029;width:86152;height:261067;visibility:visible;mso-wrap-style:square;v-text-anchor:top" o:gfxdata="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" filled="f" stroked="f">
                   <v:textbox inset="0,0,0,0">
                     <w:txbxContent>
                       <w:p>
                         <w:pPr>
-                          <w:spacing w:before="0" w:after="160" w:line="259" w:lineRule="auto"/>
+                          <w:spacing w:after="160"/>
                           <w:ind w:left="0" w:firstLine="0"/>
                           <w:jc w:val="left"/>
                         </w:pPr>
@@ -3262,32 +3866,32 @@
                           <w:rPr>
                             <w:w w:val="154"/>
                           </w:rPr>
-                          <w:t xml:space="preserve">}</w:t>
+                          <w:t>}</w:t>
                         </w:r>
                       </w:p>
                     </w:txbxContent>
                   </v:textbox>
                 </v:rect>
-                <v:shape id="Picture 615" style="position:absolute;width:3192;height:3939;left:0;top:0;" filled="f">
-                  <v:imagedata r:id="rId17"/>
+                <v:shape id="Picture 615" o:spid="_x0000_s1031" type="#_x0000_t75" style="position:absolute;width:319265;height:393967;visibility:visible;mso-wrap-style:square" o:gfxdata="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">
+                  <v:imagedata r:id="rId12" o:title=""/>
                 </v:shape>
-                <v:rect id="Rectangle 616" style="position:absolute;width:497;height:2610;left:1146;top:780;" filled="f" stroked="f">
+                <v:rect id="Rectangle 616" o:spid="_x0000_s1032" style="position:absolute;left:114605;top:78029;width:49789;height:261067;visibility:visible;mso-wrap-style:square;v-text-anchor:top" o:gfxdata="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" filled="f" stroked="f">
                   <v:textbox inset="0,0,0,0">
                     <w:txbxContent>
                       <w:p>
                         <w:pPr>
-                          <w:spacing w:before="0" w:after="160" w:line="259" w:lineRule="auto"/>
+                          <w:spacing w:after="160"/>
                           <w:ind w:left="0" w:firstLine="0"/>
                           <w:jc w:val="left"/>
                         </w:pPr>
                         <w:r>
-                          <w:rPr/>
                           <w:t xml:space="preserve"> </w:t>
                         </w:r>
                       </w:p>
                     </w:txbxContent>
                   </v:textbox>
                 </v:rect>
+                <w10:anchorlock/>
               </v:group>
             </w:pict>
           </mc:Fallback>
@@ -3323,8 +3927,6 @@
         <w:tblCellMar>
           <w:top w:w="27" w:type="dxa"/>
           <w:left w:w="106" w:type="dxa"/>
-          <w:bottom w:w="0" w:type="dxa"/>
-          <w:right w:w="0" w:type="dxa"/>
         </w:tblCellMar>
         <w:tblLook w:val="04A0" w:firstRow="1" w:lastRow="0" w:firstColumn="1" w:lastColumn="0" w:noHBand="0" w:noVBand="1"/>
       </w:tblPr>
@@ -3354,6 +3956,7 @@
               <w:jc w:val="left"/>
             </w:pPr>
             <w:r>
+              <w:lastRenderedPageBreak/>
               <w:t xml:space="preserve">GROUP 01: </w:t>
             </w:r>
           </w:p>
@@ -3980,13 +4583,7 @@
           <w:sz w:val="21"/>
         </w:rPr>
         <w:tab/>
-        <w:t xml:space="preserve">    </w:t>
-      </w:r>
-      <w:r>
-        <w:rPr>
-          <w:sz w:val="21"/>
-        </w:rPr>
-        <w:t xml:space="preserve">public static void </w:t>
+        <w:t xml:space="preserve">    public static void </w:t>
       </w:r>
       <w:proofErr w:type="spellStart"/>
       <w:proofErr w:type="gramStart"/>
@@ -4527,7 +5124,6 @@
         <w:jc w:val="left"/>
       </w:pPr>
       <w:r>
-        <w:lastRenderedPageBreak/>
         <w:tab/>
       </w:r>
       <w:r>
@@ -4758,6 +5354,7 @@
         <w:jc w:val="left"/>
       </w:pPr>
       <w:r>
+        <w:lastRenderedPageBreak/>
         <w:tab/>
       </w:r>
       <w:r>
@@ -5192,10 +5789,7 @@
         <w:ind w:hanging="420"/>
       </w:pPr>
       <w:r>
-        <w:t xml:space="preserve">Write a method that takes the length of a cube and finds </w:t>
-      </w:r>
-      <w:r>
-        <w:t xml:space="preserve">the volume of the sphere with the largest radius that can be cut from the given cube. </w:t>
+        <w:t xml:space="preserve">Write a method that takes the length of a cube and finds the volume of the sphere with the largest radius that can be cut from the given cube. </w:t>
       </w:r>
     </w:p>
     <w:p>
@@ -5451,7 +6045,6 @@
         <w:rPr>
           <w:sz w:val="20"/>
         </w:rPr>
-        <w:lastRenderedPageBreak/>
         <w:t xml:space="preserve">                </w:t>
       </w:r>
       <w:proofErr w:type="spellStart"/>
@@ -5559,6 +6152,7 @@
         <w:ind w:hanging="420"/>
       </w:pPr>
       <w:r>
+        <w:lastRenderedPageBreak/>
         <w:t xml:space="preserve">Write a method to check whether every digit of user given integer is even. Return true if every digit is even otherwise false. </w:t>
       </w:r>
     </w:p>
@@ -5841,19 +6435,7 @@
         <w:ind w:hanging="420"/>
       </w:pPr>
       <w:r>
-        <w:t xml:space="preserve">Write a method that takes the month name and returns how many dates of the month. Otherwise, </w:t>
-      </w:r>
-      <w:r>
-        <w:t>print “</w:t>
-      </w:r>
-      <w:r>
-        <w:t xml:space="preserve">month </w:t>
-      </w:r>
-      <w:r>
-        <w:t>name incorrect!”.</w:t>
-      </w:r>
-      <w:r>
-        <w:t xml:space="preserve"> </w:t>
+        <w:t xml:space="preserve">Write a method that takes the month name and returns how many dates of the month. Otherwise, print “month name incorrect!”. </w:t>
       </w:r>
     </w:p>
     <w:p>
@@ -5909,8 +6491,6 @@
       </w:pPr>
       <w:r>
         <w:tab/>
-      </w:r>
-      <w:r>
         <w:t xml:space="preserve">2 </w:t>
       </w:r>
       <w:r>
@@ -5929,8 +6509,6 @@
       </w:pPr>
       <w:r>
         <w:tab/>
-      </w:r>
-      <w:r>
         <w:t xml:space="preserve">6 </w:t>
       </w:r>
       <w:r>
@@ -5949,8 +6527,6 @@
       </w:pPr>
       <w:r>
         <w:tab/>
-      </w:r>
-      <w:r>
         <w:t xml:space="preserve">3 </w:t>
       </w:r>
       <w:r>
@@ -5969,8 +6545,6 @@
       </w:pPr>
       <w:r>
         <w:tab/>
-      </w:r>
-      <w:r>
         <w:t xml:space="preserve">2 </w:t>
       </w:r>
       <w:r>
@@ -5989,19 +6563,11 @@
       </w:pPr>
       <w:r>
         <w:tab/>
-      </w:r>
-      <w:r>
-        <w:t xml:space="preserve"> </w:t>
-      </w:r>
-      <w:r>
-        <w:tab/>
-        <w:t xml:space="preserve">Dice roll </w:t>
-      </w:r>
-      <w:r>
-        <w:t>–</w:t>
-      </w:r>
-      <w:r>
-        <w:t xml:space="preserve"> 4 </w:t>
+        <w:t xml:space="preserve"> </w:t>
+      </w:r>
+      <w:r>
+        <w:tab/>
+        <w:t xml:space="preserve">Dice roll – 4 </w:t>
       </w:r>
       <w:proofErr w:type="gramStart"/>
       <w:r>
@@ -6059,7 +6625,6 @@
         <w:ind w:hanging="420"/>
       </w:pPr>
       <w:r>
-        <w:lastRenderedPageBreak/>
         <w:t xml:space="preserve">Which of the following code can be inserted at line 1 and line 2 to still code will compile? class </w:t>
       </w:r>
       <w:proofErr w:type="gramStart"/>
@@ -6083,8 +6648,6 @@
       </w:pPr>
       <w:r>
         <w:tab/>
-      </w:r>
-      <w:r>
         <w:t xml:space="preserve"> </w:t>
       </w:r>
       <w:r>
@@ -6113,6 +6676,7 @@
         <w:ind w:left="355" w:right="3934"/>
       </w:pPr>
       <w:r>
+        <w:lastRenderedPageBreak/>
         <w:t xml:space="preserve"> </w:t>
       </w:r>
       <w:r>
@@ -6158,8 +6722,6 @@
       </w:pPr>
       <w:r>
         <w:tab/>
-      </w:r>
-      <w:r>
         <w:t xml:space="preserve"> </w:t>
       </w:r>
       <w:r>
@@ -6179,14 +6741,10 @@
       </w:pPr>
       <w:r>
         <w:tab/>
-      </w:r>
-      <w:r>
-        <w:t xml:space="preserve"> </w:t>
-      </w:r>
-      <w:r>
-        <w:tab/>
-      </w:r>
-      <w:r>
+        <w:t xml:space="preserve"> </w:t>
+      </w:r>
+      <w:r>
+        <w:tab/>
         <w:t xml:space="preserve">public static float </w:t>
       </w:r>
       <w:proofErr w:type="spellStart"/>
@@ -6246,8 +6804,6 @@
       </w:pPr>
       <w:r>
         <w:tab/>
-      </w:r>
-      <w:r>
         <w:t xml:space="preserve"> </w:t>
       </w:r>
       <w:r>
@@ -6281,12 +6837,6 @@
         <w:tblStyle w:val="TableGrid"/>
         <w:tblW w:w="7827" w:type="dxa"/>
         <w:tblInd w:w="360" w:type="dxa"/>
-        <w:tblCellMar>
-          <w:top w:w="0" w:type="dxa"/>
-          <w:left w:w="0" w:type="dxa"/>
-          <w:bottom w:w="0" w:type="dxa"/>
-          <w:right w:w="0" w:type="dxa"/>
-        </w:tblCellMar>
         <w:tblLook w:val="04A0" w:firstRow="1" w:lastRow="0" w:firstColumn="1" w:lastColumn="0" w:noHBand="0" w:noVBand="1"/>
       </w:tblPr>
       <w:tblGrid>
@@ -6653,8 +7203,6 @@
       </w:pPr>
       <w:r>
         <w:tab/>
-      </w:r>
-      <w:r>
         <w:t xml:space="preserve"> </w:t>
       </w:r>
       <w:r>
@@ -6719,8 +7267,6 @@
       </w:pPr>
       <w:r>
         <w:tab/>
-      </w:r>
-      <w:r>
         <w:t xml:space="preserve"> </w:t>
       </w:r>
       <w:r>
@@ -6751,8 +7297,6 @@
       </w:pPr>
       <w:r>
         <w:tab/>
-      </w:r>
-      <w:r>
         <w:t xml:space="preserve"> </w:t>
       </w:r>
       <w:r>
@@ -6817,8 +7361,6 @@
       </w:pPr>
       <w:r>
         <w:tab/>
-      </w:r>
-      <w:r>
         <w:t xml:space="preserve"> </w:t>
       </w:r>
       <w:r>
@@ -6850,8 +7392,6 @@
       </w:pPr>
       <w:r>
         <w:tab/>
-      </w:r>
-      <w:r>
         <w:t xml:space="preserve"> </w:t>
       </w:r>
       <w:r>
@@ -6916,8 +7456,6 @@
       </w:pPr>
       <w:r>
         <w:tab/>
-      </w:r>
-      <w:r>
         <w:t xml:space="preserve"> </w:t>
       </w:r>
       <w:r>
@@ -6949,8 +7487,6 @@
       </w:pPr>
       <w:r>
         <w:tab/>
-      </w:r>
-      <w:r>
         <w:t xml:space="preserve"> </w:t>
       </w:r>
       <w:r>
@@ -7021,8 +7557,6 @@
       </w:pPr>
       <w:r>
         <w:tab/>
-      </w:r>
-      <w:r>
         <w:t xml:space="preserve"> </w:t>
       </w:r>
       <w:r>
@@ -7116,7 +7650,6 @@
         <w:t xml:space="preserve"> </w:t>
       </w:r>
       <w:r>
-        <w:lastRenderedPageBreak/>
         <w:tab/>
         <w:t xml:space="preserve">}else{  </w:t>
       </w:r>
@@ -7146,8 +7679,6 @@
       </w:pPr>
       <w:r>
         <w:tab/>
-      </w:r>
-      <w:r>
         <w:t xml:space="preserve"> </w:t>
       </w:r>
       <w:r>
@@ -7171,8 +7702,6 @@
       </w:pPr>
       <w:r>
         <w:tab/>
-      </w:r>
-      <w:r>
         <w:t xml:space="preserve"> </w:t>
       </w:r>
       <w:r>
@@ -7187,6 +7716,7 @@
         <w:jc w:val="left"/>
       </w:pPr>
       <w:r>
+        <w:lastRenderedPageBreak/>
         <w:t xml:space="preserve"> </w:t>
       </w:r>
     </w:p>
@@ -7237,8 +7767,6 @@
       </w:pPr>
       <w:r>
         <w:tab/>
-      </w:r>
-      <w:r>
         <w:t xml:space="preserve"> </w:t>
       </w:r>
       <w:r>
@@ -7272,8 +7800,6 @@
       </w:pPr>
       <w:r>
         <w:tab/>
-      </w:r>
-      <w:r>
         <w:t xml:space="preserve"> </w:t>
       </w:r>
       <w:r>
@@ -7310,8 +7836,6 @@
       </w:pPr>
       <w:r>
         <w:tab/>
-      </w:r>
-      <w:r>
         <w:t xml:space="preserve"> </w:t>
       </w:r>
       <w:r>
@@ -7335,8 +7859,6 @@
       </w:pPr>
       <w:r>
         <w:tab/>
-      </w:r>
-      <w:r>
         <w:t xml:space="preserve"> </w:t>
       </w:r>
       <w:r>
@@ -7440,8 +7962,6 @@
       </w:pPr>
       <w:r>
         <w:tab/>
-      </w:r>
-      <w:r>
         <w:t xml:space="preserve"> </w:t>
       </w:r>
       <w:r>
@@ -7466,8 +7986,6 @@
       </w:pPr>
       <w:r>
         <w:tab/>
-      </w:r>
-      <w:r>
         <w:t xml:space="preserve"> </w:t>
       </w:r>
       <w:r>
@@ -7499,8 +8017,6 @@
       </w:pPr>
       <w:r>
         <w:tab/>
-      </w:r>
-      <w:r>
         <w:t xml:space="preserve"> </w:t>
       </w:r>
       <w:r>
@@ -7580,8 +8096,6 @@
       </w:pPr>
       <w:r>
         <w:tab/>
-      </w:r>
-      <w:r>
         <w:t xml:space="preserve"> </w:t>
       </w:r>
       <w:r>
@@ -7653,8 +8167,6 @@
       </w:pPr>
       <w:r>
         <w:tab/>
-      </w:r>
-      <w:r>
         <w:t xml:space="preserve"> </w:t>
       </w:r>
       <w:r>
@@ -7693,8 +8205,6 @@
       </w:pPr>
       <w:r>
         <w:tab/>
-      </w:r>
-      <w:r>
         <w:t xml:space="preserve"> </w:t>
       </w:r>
       <w:r>
@@ -7795,12 +8305,12 @@
     <w:p>
       <w:pPr>
         <w:sectPr>
-          <w:headerReference w:type="even" r:id="rId18"/>
-          <w:headerReference w:type="default" r:id="rId19"/>
-          <w:footerReference w:type="even" r:id="rId20"/>
-          <w:footerReference w:type="default" r:id="rId21"/>
-          <w:headerReference w:type="first" r:id="rId22"/>
-          <w:footerReference w:type="first" r:id="rId23"/>
+          <w:headerReference w:type="even" r:id="rId13"/>
+          <w:headerReference w:type="default" r:id="rId14"/>
+          <w:footerReference w:type="even" r:id="rId15"/>
+          <w:footerReference w:type="default" r:id="rId16"/>
+          <w:headerReference w:type="first" r:id="rId17"/>
+          <w:footerReference w:type="first" r:id="rId18"/>
           <w:pgSz w:w="11906" w:h="16838"/>
           <w:pgMar w:top="1461" w:right="1433" w:bottom="1398" w:left="1440" w:header="720" w:footer="720" w:gutter="0"/>
           <w:pgNumType w:start="0"/>
@@ -7897,8 +8407,6 @@
       </w:pPr>
       <w:r>
         <w:tab/>
-      </w:r>
-      <w:r>
         <w:t xml:space="preserve"> </w:t>
       </w:r>
       <w:r>
@@ -7978,8 +8486,6 @@
       </w:pPr>
       <w:r>
         <w:tab/>
-      </w:r>
-      <w:r>
         <w:t xml:space="preserve"> </w:t>
       </w:r>
       <w:r>
@@ -8042,8 +8548,6 @@
       </w:pPr>
       <w:r>
         <w:tab/>
-      </w:r>
-      <w:r>
         <w:t xml:space="preserve"> </w:t>
       </w:r>
       <w:r>
@@ -8261,13 +8765,7 @@
         <w:ind w:left="730"/>
       </w:pPr>
       <w:r>
-        <w:t xml:space="preserve">(n! </w:t>
-      </w:r>
-      <w:r>
-        <w:t>–</w:t>
-      </w:r>
-      <w:r>
-        <w:t xml:space="preserve"> factorial of n) </w:t>
+        <w:t xml:space="preserve">(n! – factorial of n) </w:t>
       </w:r>
     </w:p>
     <w:p>
@@ -8298,19 +8796,11 @@
       </w:pPr>
       <w:r>
         <w:tab/>
-      </w:r>
-      <w:r>
-        <w:t xml:space="preserve"> </w:t>
-      </w:r>
-      <w:r>
-        <w:tab/>
-        <w:t xml:space="preserve">Number of children </w:t>
-      </w:r>
-      <w:r>
-        <w:t>–</w:t>
-      </w:r>
-      <w:r>
-        <w:t xml:space="preserve"> n </w:t>
+        <w:t xml:space="preserve"> </w:t>
+      </w:r>
+      <w:r>
+        <w:tab/>
+        <w:t xml:space="preserve">Number of children – n </w:t>
       </w:r>
     </w:p>
     <w:p>
@@ -8325,19 +8815,11 @@
       </w:pPr>
       <w:r>
         <w:tab/>
-      </w:r>
-      <w:r>
-        <w:t xml:space="preserve"> </w:t>
-      </w:r>
-      <w:r>
-        <w:tab/>
-        <w:t xml:space="preserve">Number of group members </w:t>
-      </w:r>
-      <w:r>
-        <w:t>–</w:t>
-      </w:r>
-      <w:r>
-        <w:t xml:space="preserve"> r </w:t>
+        <w:t xml:space="preserve"> </w:t>
+      </w:r>
+      <w:r>
+        <w:tab/>
+        <w:t xml:space="preserve">Number of group members – r </w:t>
       </w:r>
     </w:p>
     <w:p>
@@ -8368,14 +8850,10 @@
       </w:pPr>
       <w:r>
         <w:tab/>
-      </w:r>
-      <w:r>
-        <w:t xml:space="preserve"> </w:t>
-      </w:r>
-      <w:r>
-        <w:tab/>
-      </w:r>
-      <w:r>
+        <w:t xml:space="preserve"> </w:t>
+      </w:r>
+      <w:r>
+        <w:tab/>
         <w:t xml:space="preserve">The number of groups =       n! </w:t>
       </w:r>
     </w:p>
@@ -8548,8 +9026,6 @@
       </w:pPr>
       <w:r>
         <w:tab/>
-      </w:r>
-      <w:r>
         <w:t>(0,0) point (</w:t>
       </w:r>
       <w:r>
@@ -8570,7 +9046,7 @@
                     <pic:cNvPicPr/>
                   </pic:nvPicPr>
                   <pic:blipFill>
-                    <a:blip r:embed="rId24"/>
+                    <a:blip r:embed="rId19"/>
                     <a:stretch>
                       <a:fillRect/>
                     </a:stretch>
@@ -8626,7 +9102,7 @@
                     <pic:cNvPicPr/>
                   </pic:nvPicPr>
                   <pic:blipFill>
-                    <a:blip r:embed="rId25"/>
+                    <a:blip r:embed="rId20"/>
                     <a:stretch>
                       <a:fillRect/>
                     </a:stretch>
@@ -8730,7 +9206,7 @@
                     <pic:cNvPicPr/>
                   </pic:nvPicPr>
                   <pic:blipFill>
-                    <a:blip r:embed="rId26"/>
+                    <a:blip r:embed="rId21"/>
                     <a:stretch>
                       <a:fillRect/>
                     </a:stretch>
@@ -8931,7 +9407,7 @@
                           <pic:cNvPicPr/>
                         </pic:nvPicPr>
                         <pic:blipFill>
-                          <a:blip r:embed="rId27"/>
+                          <a:blip r:embed="rId22"/>
                           <a:stretch>
                             <a:fillRect/>
                           </a:stretch>
@@ -8952,7 +9428,7 @@
                           <pic:cNvPicPr/>
                         </pic:nvPicPr>
                         <pic:blipFill>
-                          <a:blip r:embed="rId28"/>
+                          <a:blip r:embed="rId23"/>
                           <a:stretch>
                             <a:fillRect/>
                           </a:stretch>
@@ -8973,15 +9449,15 @@
               </wp:inline>
             </w:drawing>
           </mc:Choice>
-          <mc:Fallback xmlns:a="http://schemas.openxmlformats.org/drawingml/2006/main">
+          <mc:Fallback>
             <w:pict>
-              <v:group id="Group 14951" style="width:353.23pt;height:110.564pt;mso-position-horizontal-relative:char;mso-position-vertical-relative:line" coordsize="44860,14041">
-                <v:rect id="Rectangle 1725" style="position:absolute;width:4484;height:2610;left:27237;top:12078;" filled="f" stroked="f">
+              <v:group w14:anchorId="2B5A6C86" id="Group 14951" o:spid="_x0000_s1033" style="width:353.25pt;height:110.55pt;mso-position-horizontal-relative:char;mso-position-vertical-relative:line" coordsize="44860,14041" o:gfxdata="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">
+                <v:rect id="Rectangle 1725" o:spid="_x0000_s1034" style="position:absolute;left:27237;top:12078;width:4485;height:2611;visibility:visible;mso-wrap-style:square;v-text-anchor:top" o:gfxdata="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" filled="f" stroked="f">
                   <v:textbox inset="0,0,0,0">
                     <w:txbxContent>
                       <w:p>
                         <w:pPr>
-                          <w:spacing w:before="0" w:after="160" w:line="259" w:lineRule="auto"/>
+                          <w:spacing w:after="160"/>
                           <w:ind w:left="0" w:firstLine="0"/>
                           <w:jc w:val="left"/>
                         </w:pPr>
@@ -8989,13 +9465,7 @@
                           <w:rPr>
                             <w:spacing w:val="10"/>
                           </w:rPr>
-                          <w:t xml:space="preserve"> </w:t>
-                        </w:r>
-                        <w:r>
-                          <w:rPr>
-                            <w:spacing w:val="10"/>
-                          </w:rPr>
-                          <w:t xml:space="preserve"> </w:t>
+                          <w:t xml:space="preserve">  </w:t>
                         </w:r>
                         <w:r>
                           <w:rPr>
@@ -9031,24 +9501,19 @@
                           <w:rPr>
                             <w:spacing w:val="10"/>
                           </w:rPr>
-                          <w:t xml:space="preserve"> </w:t>
-                        </w:r>
-                        <w:r>
-                          <w:rPr>
-                            <w:spacing w:val="10"/>
-                          </w:rPr>
-                          <w:t xml:space="preserve"> </w:t>
+                          <w:t xml:space="preserve">  </w:t>
                         </w:r>
                       </w:p>
                     </w:txbxContent>
                   </v:textbox>
                 </v:rect>
-                <v:shape id="Picture 1731" style="position:absolute;width:27170;height:13449;left:0;top:0;" filled="f">
-                  <v:imagedata r:id="rId29"/>
+                <v:shape id="Picture 1731" o:spid="_x0000_s1035" type="#_x0000_t75" style="position:absolute;width:27170;height:13449;visibility:visible;mso-wrap-style:square" o:gfxdata="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">
+                  <v:imagedata r:id="rId24" o:title=""/>
                 </v:shape>
-                <v:shape id="Picture 1733" style="position:absolute;width:14262;height:13282;left:30598;top:190;" filled="f">
-                  <v:imagedata r:id="rId30"/>
+                <v:shape id="Picture 1733" o:spid="_x0000_s1036" type="#_x0000_t75" style="position:absolute;left:30598;top:190;width:14262;height:13283;visibility:visible;mso-wrap-style:square" o:gfxdata="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">
+                  <v:imagedata r:id="rId25" o:title=""/>
                 </v:shape>
+                <w10:anchorlock/>
               </v:group>
             </w:pict>
           </mc:Fallback>
@@ -9077,10 +9542,7 @@
         <w:ind w:hanging="420"/>
       </w:pPr>
       <w:r>
-        <w:t xml:space="preserve">Write a method that takes two integer numbers and prints the sum of numbers. Overload the two methods </w:t>
-      </w:r>
-      <w:r>
-        <w:t xml:space="preserve">to take two double and print sum of numbers and takes two String and print String concatenated. </w:t>
+        <w:t xml:space="preserve">Write a method that takes two integer numbers and prints the sum of numbers. Overload the two methods to take two double and print sum of numbers and takes two String and print String concatenated. </w:t>
       </w:r>
     </w:p>
     <w:p>
@@ -9148,10 +9610,7 @@
         <w:ind w:hanging="420"/>
       </w:pPr>
       <w:r>
-        <w:t xml:space="preserve">Write a method that takes </w:t>
-      </w:r>
-      <w:r>
-        <w:t xml:space="preserve">an integer number and checks whether the number is palindrome or not. Return true if the number is palindrome, otherwise, return false. Overload the method for the String word.                    </w:t>
+        <w:t xml:space="preserve">Write a method that takes an integer number and checks whether the number is palindrome or not. Return true if the number is palindrome, otherwise, return false. Overload the method for the String word.                    </w:t>
       </w:r>
     </w:p>
     <w:p>
@@ -9372,10 +9831,7 @@
         <w:ind w:left="360" w:hanging="360"/>
       </w:pPr>
       <w:r>
-        <w:t>49.</w:t>
-      </w:r>
-      <w:r>
-        <w:t xml:space="preserve">Write a method that generates a random number between 0 to 100 and asks the user to guess what the number </w:t>
+        <w:t xml:space="preserve">49.Write a method that generates a random number between 0 to 100 and asks the user to guess what the number </w:t>
       </w:r>
       <w:proofErr w:type="gramStart"/>
       <w:r>
@@ -9473,10 +9929,7 @@
         <w:t xml:space="preserve"> </w:t>
       </w:r>
       <w:r>
-        <w:t>Create a class “Me” which contains the following method.</w:t>
-      </w:r>
-      <w:r>
-        <w:t xml:space="preserve"> </w:t>
+        <w:t xml:space="preserve">Create a class “Me” which contains the following method. </w:t>
       </w:r>
     </w:p>
     <w:p>
@@ -9569,10 +10022,7 @@
       </w:r>
       <w:proofErr w:type="gramEnd"/>
       <w:r>
-        <w:t xml:space="preserve">) method and If the password is </w:t>
-      </w:r>
-      <w:r>
-        <w:t xml:space="preserve">incorrect ask the question “Do you want to continue (Yes/No)?” . If user say “Yes” then invoke </w:t>
+        <w:t xml:space="preserve">) method and If the password is incorrect ask the question “Do you want to continue (Yes/No)?” . If user say “Yes” then invoke </w:t>
       </w:r>
       <w:proofErr w:type="gramStart"/>
       <w:r>
@@ -9580,10 +10030,7 @@
       </w:r>
       <w:proofErr w:type="gramEnd"/>
       <w:r>
-        <w:t>) method again , if user say “No” then end the program.</w:t>
-      </w:r>
-      <w:r>
-        <w:t xml:space="preserve"> </w:t>
+        <w:t xml:space="preserve">) method again , if user say “No” then end the program. </w:t>
       </w:r>
     </w:p>
     <w:p>
@@ -9663,12 +10110,12 @@
       </w:r>
     </w:p>
     <w:sectPr>
-      <w:headerReference w:type="even" r:id="rId31"/>
-      <w:headerReference w:type="default" r:id="rId32"/>
-      <w:footerReference w:type="even" r:id="rId33"/>
-      <w:footerReference w:type="default" r:id="rId34"/>
-      <w:headerReference w:type="first" r:id="rId35"/>
-      <w:footerReference w:type="first" r:id="rId36"/>
+      <w:headerReference w:type="even" r:id="rId26"/>
+      <w:headerReference w:type="default" r:id="rId27"/>
+      <w:footerReference w:type="even" r:id="rId28"/>
+      <w:footerReference w:type="default" r:id="rId29"/>
+      <w:headerReference w:type="first" r:id="rId30"/>
+      <w:footerReference w:type="first" r:id="rId31"/>
       <w:pgSz w:w="11906" w:h="16838"/>
       <w:pgMar w:top="1461" w:right="1434" w:bottom="2071" w:left="1440" w:header="755" w:footer="513" w:gutter="0"/>
       <w:cols w:space="720"/>
@@ -10980,15 +11427,7 @@
         <w:sz w:val="20"/>
       </w:rPr>
       <w:tab/>
-      <w:t xml:space="preserve">               </w:t>
-    </w:r>
-    <w:r>
-      <w:rPr>
-        <w:rFonts w:ascii="Cambria" w:eastAsia="Cambria" w:hAnsi="Cambria" w:cs="Cambria"/>
-        <w:i/>
-        <w:sz w:val="20"/>
-      </w:rPr>
-      <w:t xml:space="preserve">Institute of Computer Engineering Technology </w:t>
+      <w:t xml:space="preserve">               Institute of Computer Engineering Technology </w:t>
     </w:r>
   </w:p>
   <w:p>

--- a/iCD121_PRF_Week06_Methods_Assignment.docx
+++ b/iCD121_PRF_Week06_Methods_Assignment.docx
@@ -1052,13 +1052,7 @@
         <w:rPr>
           <w:color w:val="FF0000"/>
         </w:rPr>
-        <w:t xml:space="preserve"> </w:t>
-      </w:r>
-      <w:r>
-        <w:rPr>
-          <w:color w:val="FF0000"/>
-        </w:rPr>
-        <w:t xml:space="preserve">import </w:t>
+        <w:t xml:space="preserve"> import </w:t>
       </w:r>
       <w:proofErr w:type="spellStart"/>
       <w:r>
@@ -1437,6 +1431,8 @@
         <w:t xml:space="preserve">Write a method to print whether a year (integer) entered by the user is a leap year or not. </w:t>
       </w:r>
     </w:p>
+    <w:p/>
+    <w:p/>
     <w:p>
       <w:pPr>
         <w:spacing w:after="65"/>
@@ -1644,7 +1640,23 @@
       </w:r>
       <w:proofErr w:type="spellEnd"/>
       <w:r>
-        <w:t xml:space="preserve">.*; class </w:t>
+        <w:t>.</w:t>
+      </w:r>
+      <w:proofErr w:type="gramStart"/>
+      <w:r>
+        <w:t>*;</w:t>
+      </w:r>
+      <w:proofErr w:type="gramEnd"/>
+      <w:r>
+        <w:t xml:space="preserve"> </w:t>
+      </w:r>
+    </w:p>
+    <w:p>
+      <w:pPr>
+        <w:ind w:left="730" w:right="5831"/>
+      </w:pPr>
+      <w:r>
+        <w:t xml:space="preserve">class </w:t>
       </w:r>
       <w:proofErr w:type="gramStart"/>
       <w:r>
@@ -1739,73 +1751,73 @@
         <w:rPr>
           <w:sz w:val="18"/>
         </w:rPr>
-        <w:t xml:space="preserve">        </w:t>
-      </w:r>
-      <w:r>
-        <w:t xml:space="preserve">        String name1=</w:t>
-      </w:r>
-      <w:proofErr w:type="spellStart"/>
-      <w:r>
-        <w:t>input.nextLine</w:t>
-      </w:r>
-      <w:proofErr w:type="spellEnd"/>
-      <w:r>
-        <w:t>(</w:t>
-      </w:r>
-      <w:proofErr w:type="gramStart"/>
-      <w:r>
-        <w:t>);</w:t>
-      </w:r>
-      <w:proofErr w:type="gramEnd"/>
-      <w:r>
-        <w:t xml:space="preserve"> </w:t>
-      </w:r>
-    </w:p>
-    <w:p>
-      <w:pPr>
-        <w:ind w:left="730"/>
-      </w:pPr>
-      <w:r>
-        <w:rPr>
-          <w:sz w:val="18"/>
-        </w:rPr>
-        <w:t xml:space="preserve">        </w:t>
-      </w:r>
-      <w:r>
-        <w:t xml:space="preserve">        </w:t>
-      </w:r>
-      <w:proofErr w:type="spellStart"/>
-      <w:r>
-        <w:t>System.out.print</w:t>
-      </w:r>
-      <w:proofErr w:type="spellEnd"/>
-      <w:r>
-        <w:t xml:space="preserve">("Input secound </w:t>
-      </w:r>
-      <w:proofErr w:type="gramStart"/>
-      <w:r>
-        <w:t>name :</w:t>
-      </w:r>
-      <w:proofErr w:type="gramEnd"/>
-      <w:r>
-        <w:t xml:space="preserve"> ");  </w:t>
-      </w:r>
-    </w:p>
-    <w:p>
-      <w:pPr>
-        <w:ind w:left="730"/>
-      </w:pPr>
-      <w:r>
         <w:lastRenderedPageBreak/>
         <w:t xml:space="preserve">        </w:t>
       </w:r>
       <w:r>
+        <w:t xml:space="preserve">        String name1=</w:t>
+      </w:r>
+      <w:proofErr w:type="spellStart"/>
+      <w:r>
+        <w:t>input.nextLine</w:t>
+      </w:r>
+      <w:proofErr w:type="spellEnd"/>
+      <w:r>
+        <w:t>(</w:t>
+      </w:r>
+      <w:proofErr w:type="gramStart"/>
+      <w:r>
+        <w:t>);</w:t>
+      </w:r>
+      <w:proofErr w:type="gramEnd"/>
+      <w:r>
+        <w:t xml:space="preserve"> </w:t>
+      </w:r>
+    </w:p>
+    <w:p>
+      <w:pPr>
+        <w:ind w:left="730"/>
+      </w:pPr>
+      <w:r>
         <w:rPr>
           <w:sz w:val="18"/>
         </w:rPr>
         <w:t xml:space="preserve">        </w:t>
       </w:r>
       <w:r>
+        <w:t xml:space="preserve">        </w:t>
+      </w:r>
+      <w:proofErr w:type="spellStart"/>
+      <w:r>
+        <w:t>System.out.print</w:t>
+      </w:r>
+      <w:proofErr w:type="spellEnd"/>
+      <w:r>
+        <w:t xml:space="preserve">("Input secound </w:t>
+      </w:r>
+      <w:proofErr w:type="gramStart"/>
+      <w:r>
+        <w:t>name :</w:t>
+      </w:r>
+      <w:proofErr w:type="gramEnd"/>
+      <w:r>
+        <w:t xml:space="preserve"> ");  </w:t>
+      </w:r>
+    </w:p>
+    <w:p>
+      <w:pPr>
+        <w:ind w:left="730"/>
+      </w:pPr>
+      <w:r>
+        <w:t xml:space="preserve">        </w:t>
+      </w:r>
+      <w:r>
+        <w:rPr>
+          <w:sz w:val="18"/>
+        </w:rPr>
+        <w:t xml:space="preserve">        </w:t>
+      </w:r>
+      <w:r>
         <w:t>String name2=</w:t>
       </w:r>
       <w:proofErr w:type="spellStart"/>
@@ -1879,6 +1891,9 @@
     <w:p>
       <w:pPr>
         <w:ind w:left="730" w:right="1782"/>
+        <w:rPr>
+          <w:sz w:val="18"/>
+        </w:rPr>
       </w:pPr>
       <w:r>
         <w:t xml:space="preserve">        public static void </w:t>
@@ -1907,15 +1922,31 @@
         <w:rPr>
           <w:sz w:val="18"/>
         </w:rPr>
-        <w:t xml:space="preserve">        </w:t>
+        <w:t xml:space="preserve">    </w:t>
+      </w:r>
+    </w:p>
+    <w:p>
+      <w:pPr>
+        <w:ind w:left="730" w:right="1782"/>
+      </w:pPr>
+      <w:r>
+        <w:rPr>
+          <w:sz w:val="18"/>
+        </w:rPr>
+        <w:t xml:space="preserve">    </w:t>
       </w:r>
       <w:proofErr w:type="spellStart"/>
+      <w:proofErr w:type="gramStart"/>
       <w:r>
         <w:t>printName</w:t>
       </w:r>
       <w:proofErr w:type="spellEnd"/>
       <w:r>
-        <w:t xml:space="preserve">();   // Line X </w:t>
+        <w:t>(</w:t>
+      </w:r>
+      <w:proofErr w:type="gramEnd"/>
+      <w:r>
+        <w:t xml:space="preserve">);   // Line X </w:t>
       </w:r>
     </w:p>
     <w:p>
@@ -1993,7 +2024,23 @@
       </w:r>
       <w:proofErr w:type="spellEnd"/>
       <w:r>
-        <w:t xml:space="preserve">.*; class </w:t>
+        <w:t>.</w:t>
+      </w:r>
+      <w:proofErr w:type="gramStart"/>
+      <w:r>
+        <w:t>*;</w:t>
+      </w:r>
+      <w:proofErr w:type="gramEnd"/>
+      <w:r>
+        <w:t xml:space="preserve"> </w:t>
+      </w:r>
+    </w:p>
+    <w:p>
+      <w:pPr>
+        <w:ind w:left="730" w:right="5831"/>
+      </w:pPr>
+      <w:r>
+        <w:t xml:space="preserve">class </w:t>
       </w:r>
       <w:proofErr w:type="gramStart"/>
       <w:r>
@@ -2267,9 +2314,67 @@
         <w:spacing w:after="67"/>
         <w:ind w:left="1440" w:firstLine="0"/>
         <w:jc w:val="left"/>
-      </w:pPr>
-      <w:r>
-        <w:t xml:space="preserve"> </w:t>
+        <w:rPr>
+          <w:color w:val="FF0000"/>
+        </w:rPr>
+      </w:pPr>
+      <w:r>
+        <w:rPr>
+          <w:color w:val="FF0000"/>
+        </w:rPr>
+        <w:t xml:space="preserve"> </w:t>
+      </w:r>
+      <w:r>
+        <w:rPr>
+          <w:color w:val="FF0000"/>
+        </w:rPr>
+        <w:t>Both programs produce the same output, but the process is different in each.</w:t>
+      </w:r>
+    </w:p>
+    <w:p>
+      <w:pPr>
+        <w:spacing w:after="67"/>
+        <w:ind w:left="1440" w:firstLine="0"/>
+        <w:jc w:val="left"/>
+        <w:rPr>
+          <w:color w:val="FF0000"/>
+        </w:rPr>
+      </w:pPr>
+      <w:r>
+        <w:rPr>
+          <w:color w:val="FF0000"/>
+        </w:rPr>
+        <w:t>In the first program, the processing is done inside the second method, and the output is also prepared there. Then that method is called from the main method.</w:t>
+      </w:r>
+    </w:p>
+    <w:p>
+      <w:pPr>
+        <w:spacing w:after="67"/>
+        <w:ind w:left="1440" w:firstLine="0"/>
+        <w:jc w:val="left"/>
+        <w:rPr>
+          <w:color w:val="FF0000"/>
+        </w:rPr>
+      </w:pPr>
+      <w:r>
+        <w:rPr>
+          <w:color w:val="FF0000"/>
+        </w:rPr>
+        <w:t xml:space="preserve">In the second program, the processing is done in the main method using parameters. The variables are passed to the second method, and the output is created in that second method and then </w:t>
+      </w:r>
+      <w:proofErr w:type="gramStart"/>
+      <w:r>
+        <w:rPr>
+          <w:color w:val="FF0000"/>
+        </w:rPr>
+        <w:t>returned back</w:t>
+      </w:r>
+      <w:proofErr w:type="gramEnd"/>
+      <w:r>
+        <w:rPr>
+          <w:color w:val="FF0000"/>
+        </w:rPr>
+        <w:t xml:space="preserve"> to the main method.</w:t>
       </w:r>
     </w:p>
     <w:p>
@@ -2295,6 +2400,41 @@
     </w:p>
     <w:p>
       <w:pPr>
+        <w:spacing w:after="216"/>
+        <w:ind w:left="173" w:right="1" w:firstLine="0"/>
+        <w:rPr>
+          <w:color w:val="FF0000"/>
+        </w:rPr>
+      </w:pPr>
+      <w:r>
+        <w:rPr>
+          <w:color w:val="FF0000"/>
+        </w:rPr>
+        <w:t>Can’t</w:t>
+      </w:r>
+      <w:r>
+        <w:rPr>
+          <w:color w:val="FF0000"/>
+        </w:rPr>
+        <w:t xml:space="preserve">, because the method </w:t>
+      </w:r>
+      <w:proofErr w:type="gramStart"/>
+      <w:r>
+        <w:rPr>
+          <w:color w:val="FF0000"/>
+        </w:rPr>
+        <w:t>call</w:t>
+      </w:r>
+      <w:proofErr w:type="gramEnd"/>
+      <w:r>
+        <w:rPr>
+          <w:color w:val="FF0000"/>
+        </w:rPr>
+        <w:t xml:space="preserve"> in the second program is a parameterized method call.</w:t>
+      </w:r>
+    </w:p>
+    <w:p>
+      <w:pPr>
         <w:spacing w:after="0"/>
         <w:ind w:left="360" w:firstLine="0"/>
         <w:jc w:val="left"/>
@@ -2308,6 +2448,7 @@
         <w:ind w:left="360" w:hanging="360"/>
       </w:pPr>
       <w:r>
+        <w:lastRenderedPageBreak/>
         <w:t xml:space="preserve">08.Write a method that takes two words as a parameter and prints true if two words have the same first letter. </w:t>
       </w:r>
     </w:p>
@@ -2415,7 +2556,6 @@
         <w:rPr>
           <w:sz w:val="6"/>
         </w:rPr>
-        <w:lastRenderedPageBreak/>
         <w:t xml:space="preserve"> </w:t>
       </w:r>
     </w:p>
@@ -2947,6 +3087,7 @@
         <w:jc w:val="left"/>
       </w:pPr>
       <w:r>
+        <w:lastRenderedPageBreak/>
         <w:t xml:space="preserve"> </w:t>
       </w:r>
     </w:p>
@@ -3067,7 +3208,6 @@
         <w:ind w:left="1450"/>
       </w:pPr>
       <w:r>
-        <w:lastRenderedPageBreak/>
         <w:t xml:space="preserve">The upper bound of the range: 100 </w:t>
       </w:r>
     </w:p>
